--- a/6-过程管理/运行记录类文件/HXDL-ITSS-0614-曲靖供电局110kV变电站电力监控系统网络安全态势感知建设项目-扩容报告.docx
+++ b/6-过程管理/运行记录类文件/HXDL-ITSS-0614-曲靖供电局110kV变电站电力监控系统网络安全态势感知建设项目-扩容报告.docx
@@ -1560,6 +1560,8 @@
         </w:rPr>
         <w:br w:type="page"/>
       </w:r>
+      <w:bookmarkStart w:id="0" w:name="_GoBack"/>
+      <w:bookmarkEnd w:id="0"/>
     </w:p>
     <w:p>
       <w:pPr>
@@ -2018,15 +2020,7 @@
         <w:rPr>
           <w:rFonts w:hint="eastAsia"/>
         </w:rPr>
-        <w:t>2025年10月31日：</w:t>
-      </w:r>
-      <w:bookmarkStart w:id="0" w:name="_GoBack"/>
-      <w:bookmarkEnd w:id="0"/>
-      <w:r>
-        <w:rPr>
-          <w:rFonts w:hint="eastAsia"/>
-        </w:rPr>
-        <w:t>项目通过双方最终验收。</w:t>
+        <w:t>2025年10月31日：项目通过双方最终验收。</w:t>
       </w:r>
     </w:p>
     <w:p>
@@ -3199,6 +3193,7 @@
             <w:insideH w:val="single" w:color="auto" w:sz="4" w:space="0"/>
             <w:insideV w:val="single" w:color="auto" w:sz="4" w:space="0"/>
           </w:tblBorders>
+          <w:shd w:val="clear" w:color="auto" w:fill="FFFFFF"/>
           <w:tblCellMar>
             <w:top w:w="15" w:type="dxa"/>
             <w:left w:w="15" w:type="dxa"/>
